--- a/docs/legal/T.Rodionova — Публичная оферта.docx
+++ b/docs/legal/T.Rodionova — Публичная оферта.docx
@@ -513,7 +513,7 @@
       </w:pPr>
       <w:r>
         <w:rPr/>
-        <w:t>3.4. Пользователь обязуется указывать достоверные сведения, своевременно их обновлять и не передавать пароль третьим лицам. При подозрении на несанкционированный доступ к Личному кабинету Пользователь должен незамедлительно сообщить об этом Продавцу по адресу care@tr-rodionova.ru.</w:t>
+        <w:t>3.4. Пользователь обязуется указывать достоверные сведения, своевременно их обновлять и не передавать пароль третьим лицам. При подозрении на несанкционированный доступ к Личному кабинету Пользователь должен незамедлительно сообщить об этом Продавцу по адресу [Email].</w:t>
       </w:r>
     </w:p>
     <w:p>
@@ -535,7 +535,7 @@
       </w:pPr>
       <w:r>
         <w:rPr/>
-        <w:t>3.6. Пользователь вправе в любой момент удалить аккаунт, направив запрос на адрес care@tr-rodionova.ru с адреса электронной почты, указанного в Личном кабинете. Удаление аккаунта не прекращает обязательств Сторон по уже оформленным Заказам. При удалении аккаунта Баллы аннулируются, а персональные данные обрабатываются в порядке, установленном Политикой.</w:t>
+        <w:t>3.6. Пользователь вправе в любой момент удалить аккаунт, направив запрос на адрес [Email] с адреса электронной почты, указанного в Личном кабинете. Удаление аккаунта не прекращает обязательств Сторон по уже оформленным Заказам. При удалении аккаунта Баллы аннулируются, а персональные данные обрабатываются в порядке, установленном Политикой.</w:t>
       </w:r>
     </w:p>
     <w:p>
@@ -591,7 +591,7 @@
       </w:pPr>
       <w:r>
         <w:rPr/>
-        <w:t>4.3. Цвет Товара на изображениях может незначительно отличаться от реального в зависимости от настроек экрана. Покупатель вправе до оформления Заказа запросить у Продавца дополнительные фотографии, замеры и консультацию по размеру по телефону +7 (495) 000-00-00 или по адресу care@tr-rodionova.ru.</w:t>
+        <w:t>4.3. Цвет Товара на изображениях может незначительно отличаться от реального в зависимости от настроек экрана. Покупатель вправе до оформления Заказа запросить у Продавца дополнительные фотографии, замеры и консультацию по размеру по телефону [Телефон] или по адресу [Email].</w:t>
       </w:r>
     </w:p>
     <w:p>
@@ -747,7 +747,7 @@
       </w:pPr>
       <w:r>
         <w:rPr/>
-        <w:t>6.7. Покупатель вправе отказаться от Заказа в любое время до передачи Товара, сообщив об этом по телефону +7 (495) 000-00-00, на адрес care@tr-rodionova.ru или через Личный кабинет (п. 4 ст. 26.1 Закона о защите прав потребителей).</w:t>
+        <w:t>6.7. Покупатель вправе отказаться от Заказа в любое время до передачи Товара, сообщив об этом по телефону [Телефон], на адрес [Email] или через Личный кабинет (п. 4 ст. 26.1 Закона о защите прав потребителей).</w:t>
       </w:r>
     </w:p>
     <w:p>
@@ -1294,7 +1294,7 @@
       </w:pPr>
       <w:r>
         <w:rPr/>
-        <w:t>9.5. Для возврата Покупатель направляет заявление на адрес care@tr-rodionova.ru или сообщает о возврате по телефону +7 (495) 000-00-00, указав номер Заказа и возвращаемые Товары, и передает Товар одним из способов:</w:t>
+        <w:t>9.5. Для возврата Покупатель направляет заявление на адрес [Email] или сообщает о возврате по телефону [Телефон], указав номер Заказа и возвращаемые Товары, и передает Товар одним из способов:</w:t>
       </w:r>
     </w:p>
     <w:p>
@@ -2101,7 +2101,7 @@
       </w:pPr>
       <w:r>
         <w:rPr/>
-        <w:t>13.5.2. Подарок ко дню рождения — 3 000, 4 000 или 5 000 Баллов в зависимости от уровня Участника на дату начисления. Подарочные Баллы начисляются один раз в календарный год в день рождения Участника, если дата рождения указана в Личном кабинете. Дата рождения указывается один раз; ее изменение возможно только через обращение по адресу care@tr-rodionova.ru.</w:t>
+        <w:t>13.5.2. Подарок ко дню рождения — 3 000, 4 000 или 5 000 Баллов в зависимости от уровня Участника на дату начисления. Подарочные Баллы начисляются один раз в календарный год в день рождения Участника, если дата рождения указана в Личном кабинете. Дата рождения указывается один раз; ее изменение возможно только через обращение по адресу [Email].</w:t>
       </w:r>
     </w:p>
     <w:p>
@@ -2301,7 +2301,7 @@
       </w:pPr>
       <w:r>
         <w:rPr/>
-        <w:t>13.9.4. При выявлении злоупотреблений Продавец вправе аннулировать Баллы, полученные в результате злоупотребления, и приостановить участие в Программе, уведомив Участника с указанием причины. Участник вправе оспорить решение, направив обращение на адрес care@tr-rodionova.ru.</w:t>
+        <w:t>13.9.4. При выявлении злоупотреблений Продавец вправе аннулировать Баллы, полученные в результате злоупотребления, и приостановить участие в Программе, уведомив Участника с указанием причины. Участник вправе оспорить решение, направив обращение на адрес [Email].</w:t>
       </w:r>
     </w:p>
     <w:p>
@@ -2335,7 +2335,7 @@
       </w:pPr>
       <w:r>
         <w:rPr/>
-        <w:t>14.2. Рекламные рассылки направляются только при наличии отдельного согласия Пользователя (ч. 1 ст. 18 Федерального закона от 13.03.2006 № 38-ФЗ «О рекламе»). Пользователь вправе в любой момент отказаться от рассылок по ссылке в письме, в Личном кабинете или по адресу care@tr-rodionova.ru. Отказ от рассылок не влияет на возможность оформлять Заказы и участвовать в Программе.</w:t>
+        <w:t>14.2. Рекламные рассылки направляются только при наличии отдельного согласия Пользователя (ч. 1 ст. 18 Федерального закона от 13.03.2006 № 38-ФЗ «О рекламе»). Пользователь вправе в любой момент отказаться от рассылок по ссылке в письме, в Личном кабинете или по адресу [Email]. Отказ от рассылок не влияет на возможность оформлять Заказы и участвовать в Программе.</w:t>
       </w:r>
     </w:p>
     <w:p>
@@ -2567,18 +2567,18 @@
       </w:pPr>
       <w:r>
         <w:rPr/>
-        <w:t xml:space="preserve">в электронной форме — на адрес электронной почты care@tr-rodionova.ru. </w:t>
-      </w:r>
-    </w:p>
-    <w:p>
-      <w:pPr>
-        <w:pStyle w:val="BodyText"/>
-        <w:bidi w:val="0"/>
-        <w:rPr/>
-      </w:pPr>
-      <w:r>
-        <w:rPr/>
-        <w:t>18.2. В претензии рекомендуется указать фамилию, имя, контактные данные, номер Заказа, суть требования и приложить имеющиеся документы и фотографии. Отсутствие кассового чека не является основанием для отказа в удовлетворении требований Покупателя. Обратиться к Продавцу за консультацией можно также по телефону +7 (495) 000-00-00.</w:t>
+        <w:t xml:space="preserve">в электронной форме — на адрес электронной почты [Email]. </w:t>
+      </w:r>
+    </w:p>
+    <w:p>
+      <w:pPr>
+        <w:pStyle w:val="BodyText"/>
+        <w:bidi w:val="0"/>
+        <w:rPr/>
+      </w:pPr>
+      <w:r>
+        <w:rPr/>
+        <w:t>18.2. В претензии рекомендуется указать фамилию, имя, контактные данные, номер Заказа, суть требования и приложить имеющиеся документы и фотографии. Отсутствие кассового чека не является основанием для отказа в удовлетворении требований Покупателя. Обратиться к Продавцу за консультацией можно также по телефону [Телефон].</w:t>
       </w:r>
     </w:p>
     <w:p>
@@ -2667,7 +2667,7 @@
       </w:pPr>
       <w:r>
         <w:rPr/>
-        <w:t>19.3. Предыдущие редакции Оферты предоставляются по запросу Покупателя, направленному на адрес care@tr-rodionova.ru.</w:t>
+        <w:t>19.3. Предыдущие редакции Оферты предоставляются по запросу Покупателя, направленному на адрес [Email].</w:t>
       </w:r>
     </w:p>
     <w:p>
@@ -2879,7 +2879,7 @@
       </w:pPr>
       <w:r>
         <w:rPr/>
-        <w:t xml:space="preserve">Электронная почта: care@tr-rodionova.ru </w:t>
+        <w:t xml:space="preserve">Электронная почта: [Email] </w:t>
       </w:r>
     </w:p>
     <w:p>
